--- a/landing-page/program-detail/girne-american-university/executive-mba/16-emba-in-sport-management.docx
+++ b/landing-page/program-detail/girne-american-university/executive-mba/16-emba-in-sport-management.docx
@@ -401,7 +401,7 @@
     </w:p>
     <w:p>
       <w:r>
-        <w:t>Point the final investigation at your own organization's commercial or operational question, and finish with a document your board can read.</w:t>
+        <w:t>Point the final investigation at your own organisation's commercial or operational question, and finish with a document your board can read.</w:t>
       </w:r>
     </w:p>
     <w:p>
@@ -454,7 +454,7 @@
         <w:pStyle w:val="ListNumber"/>
       </w:pPr>
       <w:r>
-        <w:t>Manage sport organizations as commercial enterprises with a public mandate</w:t>
+        <w:t>Manage sport organisations as commercial enterprises with a public mandate</w:t>
       </w:r>
     </w:p>
     <w:p>
@@ -699,7 +699,7 @@
         <w:pStyle w:val="ListBullet"/>
       </w:pPr>
       <w:r>
-        <w:t>A supervised investigation of a sport business question, often drawn from the participant's own organization</w:t>
+        <w:t>A supervised investigation of a sport business question, often drawn from the participant's own organisation</w:t>
       </w:r>
     </w:p>
     <w:p>
@@ -953,7 +953,7 @@
     </w:p>
     <w:p>
       <w:r>
-        <w:t>Taggd's 2026 GCC study reports nine in ten employers struggling to find qualified candidates, and sport organizations report the shortage most in business roles rather than coaching ones.</w:t>
+        <w:t>Across the Gulf, employers keep reporting shortages of qualified candidates, and sport organisations report the shortage most in business roles rather than coaching ones.</w:t>
       </w:r>
     </w:p>
     <w:p>

--- a/landing-page/program-detail/girne-american-university/executive-mba/16-emba-in-sport-management.docx
+++ b/landing-page/program-detail/girne-american-university/executive-mba/16-emba-in-sport-management.docx
@@ -38,7 +38,7 @@
         <w:t xml:space="preserve">Meta Description: </w:t>
       </w:r>
       <w:r>
-        <w:t>12 to 18-month Executive MBA in Sport Management from Girne American University. Online senior cohort, AED instalments. Enquire now.</w:t>
+        <w:t>12 to 18-month Executive MBA in Sport Management from Girne American University. Online senior cohort, AED installments. Enquire now.</w:t>
       </w:r>
     </w:p>
     <w:p>
@@ -126,7 +126,7 @@
         <w:pStyle w:val="Heading2"/>
       </w:pPr>
       <w:r>
-        <w:t>Programme at a Glance</w:t>
+        <w:t>Program At A Glance</w:t>
       </w:r>
     </w:p>
     <w:tbl>
@@ -331,7 +331,7 @@
         <w:pStyle w:val="Heading2"/>
       </w:pPr>
       <w:r>
-        <w:t>Programme Overview</w:t>
+        <w:t>Program Overview</w:t>
       </w:r>
     </w:p>
     <w:p>
@@ -349,7 +349,7 @@
         <w:pStyle w:val="Heading2"/>
       </w:pPr>
       <w:r>
-        <w:t>Why Choose This Programme</w:t>
+        <w:t>Why Choose This Program</w:t>
       </w:r>
     </w:p>
     <w:p>
@@ -383,12 +383,12 @@
         <w:rPr>
           <w:b/>
         </w:rPr>
-        <w:t>Eighteen months at the outside</w:t>
+        <w:t>18 months at the outside</w:t>
       </w:r>
     </w:p>
     <w:p>
       <w:r>
-        <w:t>Sport calendars do not pause for study. Twelve to eighteen months, executive-scheduled, is the version that survives the season.</w:t>
+        <w:t>Sport calendars do not pause for study. 12 to 18 months, executive-scheduled, is the version that survives the season.</w:t>
       </w:r>
     </w:p>
     <w:p>
@@ -401,7 +401,7 @@
     </w:p>
     <w:p>
       <w:r>
-        <w:t>Point the final investigation at your own organisation's commercial or operational question, and finish with a document your board can read.</w:t>
+        <w:t>Point the final investigation at your own organization's commercial or operational question, and finish with a document your board can read.</w:t>
       </w:r>
     </w:p>
     <w:p>
@@ -409,12 +409,12 @@
         <w:rPr>
           <w:b/>
         </w:rPr>
-        <w:t>Instalments in dirhams</w:t>
+        <w:t>Installments in dirhams</w:t>
       </w:r>
     </w:p>
     <w:p>
       <w:r>
-        <w:t>Monthly AED payments, interest-free, agreed in writing before the programme starts.</w:t>
+        <w:t>Monthly AED payments, interest-free, agreed in writing before the program starts.</w:t>
       </w:r>
     </w:p>
     <w:p>
@@ -454,7 +454,7 @@
         <w:pStyle w:val="ListNumber"/>
       </w:pPr>
       <w:r>
-        <w:t>Manage sport organisations as commercial enterprises with a public mandate</w:t>
+        <w:t>Manage sport organizations as commercial enterprises with a public mandate</w:t>
       </w:r>
     </w:p>
     <w:p>
@@ -606,7 +606,7 @@
         <w:pStyle w:val="Heading2"/>
       </w:pPr>
       <w:r>
-        <w:t>Programme Structure</w:t>
+        <w:t>Program Structure</w:t>
       </w:r>
     </w:p>
     <w:p>
@@ -699,7 +699,7 @@
         <w:pStyle w:val="ListBullet"/>
       </w:pPr>
       <w:r>
-        <w:t>A supervised investigation of a sport business question, often drawn from the participant's own organisation</w:t>
+        <w:t>A supervised investigation of a sport business question, often drawn from the participant's own organization</w:t>
       </w:r>
     </w:p>
     <w:p>
@@ -745,7 +745,7 @@
               <w:rPr>
                 <w:sz w:val="20"/>
               </w:rPr>
-              <w:t>One success coach from enrolment to graduation</w:t>
+              <w:t>One success coach from enrollment to graduation</w:t>
             </w:r>
           </w:p>
         </w:tc>
@@ -819,7 +819,7 @@
                 <w:b/>
                 <w:sz w:val="20"/>
               </w:rPr>
-              <w:t>Affordable instalments</w:t>
+              <w:t>Affordable installments</w:t>
             </w:r>
           </w:p>
         </w:tc>
@@ -890,7 +890,7 @@
               <w:rPr>
                 <w:sz w:val="20"/>
               </w:rPr>
-              <w:t>Enrolment done with you, one step at a time</w:t>
+              <w:t>Enrollment done with you, one step at a time</w:t>
             </w:r>
           </w:p>
         </w:tc>
@@ -953,7 +953,7 @@
     </w:p>
     <w:p>
       <w:r>
-        <w:t>Across the Gulf, employers keep reporting shortages of qualified candidates, and sport organisations report the shortage most in business roles rather than coaching ones.</w:t>
+        <w:t>Across the Gulf, employers keep reporting shortages of qualified candidates, and sport organizations report the shortage most in business roles rather than coaching ones.</w:t>
       </w:r>
     </w:p>
     <w:p>
@@ -961,7 +961,7 @@
         <w:rPr>
           <w:b/>
         </w:rPr>
-        <w:t>Eighteen months suits the season</w:t>
+        <w:t>18 months suits the season</w:t>
       </w:r>
     </w:p>
     <w:p>
@@ -1070,7 +1070,7 @@
                 <w:b/>
                 <w:sz w:val="20"/>
               </w:rPr>
-              <w:t>Monthly Instalments</w:t>
+              <w:t>Monthly Installments</w:t>
             </w:r>
           </w:p>
         </w:tc>
@@ -1155,7 +1155,7 @@
         <w:t xml:space="preserve">Request the fee structure: </w:t>
       </w:r>
       <w:r>
-        <w:t>Fees depend on the intake and your admission profile, so no fixed figure sits here. Admissions sends the personal breakdown in writing, free and without obligation. Across our Master's programmes, totals usually land between AED 16,000 and 40,000.</w:t>
+        <w:t>Fees depend on the intake and your admission profile, so no fixed figure sits here. Admissions sends the personal breakdown in writing, free and without obligation. Across our Master's programs, totals usually land between AED 16,000 and 40,000.</w:t>
       </w:r>
     </w:p>
     <w:sectPr>
